--- a/보관본/러시아 인권변호사/Word/7부/7부_7화_작은_월권.docx
+++ b/보관본/러시아 인권변호사/Word/7부/7부_7화_작은_월권.docx
@@ -36,7 +36,7 @@
           <w:i w:val="0"/>
           <w:sz w:val="22"/>
         </w:rPr>
-        <w:t>알렉세이 “료샤” 오를로프(대통령) / 이리나 올레고브나 마르첸코(대통령 최측근 참모) / 카탸 리시나(일정·전략 총괄) / 파벨 드미트리예비치 구르킨(국가보안기관장) / 보리스 이고레비치 라디셰프(국방장관) / 아나톨리 빅토로비치 그레벤시코프(정치 전략가) / 키릴 안드레예비치(국가재정투명성청장, 전화)</w:t>
+        <w:t>알렉세이 “료샤” 오를로프(대통령) / 이리나 올레고브나 마르첸코(대통령 최측근 참모) / 카탸 리시나(일정·전략 총괄) / 로디온 드미트리예비치 구르킨(국가보안기관장) / 보리스 이고레비치 라디셰프(국방장관) / 아나톨리 빅토로비치 그레벤시코프(정치 전략가) / 키릴 안드레예비치(국가재정투명성청장, 전화)</w:t>
       </w:r>
     </w:p>
     <w:p>
@@ -1113,7 +1113,7 @@
           <w:i w:val="0"/>
           <w:sz w:val="22"/>
         </w:rPr>
-        <w:t>На это не было времени, Павел Дмитриевич. Вы сами слышали доклад.</w:t>
+        <w:t>На это не было времени, Родион Дмитриевич. Вы сами слышали доклад.</w:t>
       </w:r>
     </w:p>
     <w:p>
@@ -1159,7 +1159,7 @@
           <w:i w:val="0"/>
           <w:sz w:val="22"/>
         </w:rPr>
-        <w:t>Павел Дмитриевич, если хотите звонить — звоните. Колонна уже выходит.</w:t>
+        <w:t>Родион Дмитриевич, если хотите звонить — звоните. Колонна уже выходит.</w:t>
       </w:r>
     </w:p>
     <w:p>
@@ -1751,7 +1751,7 @@
           <w:i w:val="0"/>
           <w:sz w:val="22"/>
         </w:rPr>
-        <w:t>Спасибо за прямоту, Павел Дмитриевич.</w:t>
+        <w:t>Спасибо за прямоту, Родион Дмитриевич.</w:t>
       </w:r>
     </w:p>
     <w:p>

--- a/보관본/러시아 인권변호사/Word/7부/7부_7화_작은_월권.docx
+++ b/보관본/러시아 인권변호사/Word/7부/7부_7화_작은_월권.docx
@@ -62,7 +62,7 @@
           <w:i w:val="0"/>
           <w:sz w:val="22"/>
         </w:rPr>
-        <w:t>6화로부터 2주 뒤, 취임 넉 달째. 나흘 전 중립국에서 열린 케르소니아와의 최종 협상이 결렬되었고, 조달 비리 보고서는 예정대로 공개되었다. 두마 선거를 열흘 앞둔 밤, 국경에서 돌발 상황이 벌어진다.</w:t>
+        <w:t>6화로부터 2주 뒤, 취임 넉 달째. 나흘 전 중립국에서 열린 케르소니아와의 최종 협상이 결렬되었고, 그에 앞서 조달 비리 보고서가 예정대로(6화로부터 닷새 뒤) 공개되었다. 두마 선거를 열흘 앞둔 밤, 국경에서 돌발 상황이 벌어진다.</w:t>
       </w:r>
     </w:p>
     <w:p>
@@ -170,7 +170,7 @@
           <w:i w:val="0"/>
           <w:sz w:val="22"/>
         </w:rPr>
-        <w:t>И отчёт по закупкам вышел вчера, по графику. Заместитель Бориса Игоревича отстранён, дело в прокуратуре.</w:t>
+        <w:t>И отчёт по закупкам вышел по графику, ещё до переговоров. Заместитель Бориса Игоревича отстранён, дело в прокуратуре.</w:t>
       </w:r>
     </w:p>
     <w:p>
@@ -3245,7 +3245,7 @@
           <w:i w:val="0"/>
           <w:sz w:val="22"/>
         </w:rPr>
-        <w:t xml:space="preserve"> — 장면 6에서 이리나가 인용한다. 사랑과 선의로 인간의 자유를 대신 짊어졌다고 믿은 대심문관처럼, 료샤의 명령도 병사들을 향한 진심에서 나왔지만 "비밀(누구에게도 알리지 않음), 소급 처리, 한 사람의 권위"에 기대고 있었다는 지적. 선의로 포장된 첫 번째 월권을 설명하는 이 화의 열쇠다.</w:t>
+        <w:t xml:space="preserve"> — 한국어 해설: 장면 6에서 이리나가 인용한다. 사랑과 선의로 인간의 자유를 대신 짊어졌다고 믿은 대심문관처럼, 료샤의 명령도 병사들을 향한 진심에서 나왔지만 "비밀(누구에게도 알리지 않음), 소급 처리, 한 사람의 권위"에 기대고 있었다는 지적. 선의로 포장된 첫 번째 월권을 설명하는 이 화의 열쇠다.</w:t>
       </w:r>
     </w:p>
     <w:p>

--- a/보관본/러시아 인권변호사/Word/7부/7부_7화_작은_월권.docx
+++ b/보관본/러시아 인권변호사/Word/7부/7부_7화_작은_월권.docx
@@ -2254,6 +2254,98 @@
           <w:sz w:val="22"/>
         </w:rPr>
         <w:t>Вы сделали сегодня нечто похожее, Алексей Николаевич. Не по злому умыслу. Из искренней заботы о солдатах на посту. Но приказ отдан в тайне, оформлен задним числом и держится на одном вашем авторитете. Прецедент, созданный собственными руками.</w:t>
+      </w:r>
+    </w:p>
+    <w:p>
+      <w:pPr>
+        <w:spacing w:before="0" w:after="110" w:line="300" w:lineRule="auto"/>
+      </w:pPr>
+      <w:r>
+        <w:rPr>
+          <w:rFonts w:ascii="Times New Roman" w:hAnsi="Times New Roman" w:eastAsia="Malgun Gothic"/>
+          <w:b/>
+          <w:i w:val="0"/>
+          <w:sz w:val="22"/>
+        </w:rPr>
+        <w:t xml:space="preserve">Лёша: </w:t>
+      </w:r>
+      <w:r>
+        <w:rPr>
+          <w:rFonts w:ascii="Times New Roman" w:hAnsi="Times New Roman" w:eastAsia="Malgun Gothic"/>
+          <w:b w:val="0"/>
+          <w:i w:val="0"/>
+          <w:sz w:val="22"/>
+        </w:rPr>
+        <w:t>Один приказ, Ирина. Один пост, одна ночь.</w:t>
+      </w:r>
+    </w:p>
+    <w:p>
+      <w:pPr>
+        <w:spacing w:before="0" w:after="110" w:line="300" w:lineRule="auto"/>
+      </w:pPr>
+      <w:r>
+        <w:rPr>
+          <w:rFonts w:ascii="Times New Roman" w:hAnsi="Times New Roman" w:eastAsia="Malgun Gothic"/>
+          <w:b/>
+          <w:i w:val="0"/>
+          <w:sz w:val="22"/>
+        </w:rPr>
+        <w:t xml:space="preserve">Ирина: </w:t>
+      </w:r>
+      <w:r>
+        <w:rPr>
+          <w:rFonts w:ascii="Times New Roman" w:hAnsi="Times New Roman" w:eastAsia="Malgun Gothic"/>
+          <w:b w:val="0"/>
+          <w:i w:val="0"/>
+          <w:sz w:val="22"/>
+        </w:rPr>
+        <w:t>Все такие вещи начинаются с одного. В июле тридцать четвёртого при НКВД создали Особое совещание. Административный орган, не суд: право выслать или отправить в лагерь на срок до пяти лет тех, кого признают «общественно опасными». Исключение — для узкого круга случаев, когда судебная процедура «нецелесообразна».</w:t>
+      </w:r>
+    </w:p>
+    <w:p>
+      <w:pPr>
+        <w:spacing w:before="0" w:after="110" w:line="300" w:lineRule="auto"/>
+      </w:pPr>
+      <w:r>
+        <w:rPr>
+          <w:rFonts w:ascii="Times New Roman" w:hAnsi="Times New Roman" w:eastAsia="Malgun Gothic"/>
+          <w:b/>
+          <w:i w:val="0"/>
+          <w:sz w:val="22"/>
+        </w:rPr>
+        <w:t xml:space="preserve">Лёша: </w:t>
+      </w:r>
+      <w:r>
+        <w:rPr>
+          <w:rFonts w:ascii="Times New Roman" w:hAnsi="Times New Roman" w:eastAsia="Malgun Gothic"/>
+          <w:b w:val="0"/>
+          <w:i w:val="0"/>
+          <w:sz w:val="22"/>
+        </w:rPr>
+        <w:t>И при чём здесь я? Я никого не сажал без суда.</w:t>
+      </w:r>
+    </w:p>
+    <w:p>
+      <w:pPr>
+        <w:spacing w:before="0" w:after="110" w:line="300" w:lineRule="auto"/>
+      </w:pPr>
+      <w:r>
+        <w:rPr>
+          <w:rFonts w:ascii="Times New Roman" w:hAnsi="Times New Roman" w:eastAsia="Malgun Gothic"/>
+          <w:b/>
+          <w:i w:val="0"/>
+          <w:sz w:val="22"/>
+        </w:rPr>
+        <w:t xml:space="preserve">Ирина: </w:t>
+      </w:r>
+      <w:r>
+        <w:rPr>
+          <w:rFonts w:ascii="Times New Roman" w:hAnsi="Times New Roman" w:eastAsia="Malgun Gothic"/>
+          <w:b w:val="0"/>
+          <w:i w:val="0"/>
+          <w:sz w:val="22"/>
+        </w:rPr>
+        <w:t>Вы отдали приказ без процедуры, потому что процедура была нецелесообразна. Та же формула. К сорок первому году Особое совещание давало уже двадцать пять лет, а с войны — расстрел. За девятнадцать лет через него прошли сотни тысяч дел. Упразднили его только в пятьдесят третьем, и ни в одном его протоколе нет слова «террор». Только «административный порядок».</w:t>
       </w:r>
     </w:p>
     <w:p>
